--- a/docs/Brand-Discounts-Merchant-Guide.docx
+++ b/docs/Brand-Discounts-Merchant-Guide.docx
@@ -1225,7 +1225,7 @@
           <w:sz w:val="22"/>
           <w:szCs w:val="22"/>
         </w:rPr>
-        <w:t xml:space="preserve">Add block</w:t>
+        <w:t xml:space="preserve">+ Block</w:t>
       </w:r>
       <w:r>
         <w:rPr>
@@ -1269,7 +1269,7 @@
           <w:sz w:val="22"/>
           <w:szCs w:val="22"/>
         </w:rPr>
-        <w:t xml:space="preserve"> block. Once added, it appears on every customer page automatically.</w:t>
+        <w:t xml:space="preserve"> block, then click the pin icon on the block. Once pinned, it appears on every customer page automatically.</w:t>
       </w:r>
     </w:p>
     <w:p>
@@ -1468,6 +1468,35 @@
           <w:szCs w:val="22"/>
         </w:rPr>
         <w:t xml:space="preserve">Changes take effect at the customer’s next checkout.</w:t>
+      </w:r>
+    </w:p>
+    <w:p>
+      <w:pPr>
+        <w:pBdr>
+          <w:left w:val="single" w:color="1F4E79" w:sz="18" w:space="12"/>
+        </w:pBdr>
+        <w:spacing w:after="180" w:before="100" w:line="276"/>
+        <w:ind w:left="200"/>
+      </w:pPr>
+      <w:r>
+        <w:rPr>
+          <w:rFonts w:ascii="Calibri" w:cs="Calibri" w:eastAsia="Calibri" w:hAnsi="Calibri"/>
+          <w:b/>
+          <w:bCs/>
+          <w:color w:val="1F4E79"/>
+          <w:sz w:val="21"/>
+          <w:szCs w:val="21"/>
+        </w:rPr>
+        <w:t xml:space="preserve">Please note: </w:t>
+      </w:r>
+      <w:r>
+        <w:rPr>
+          <w:rFonts w:ascii="Calibri" w:cs="Calibri" w:eastAsia="Calibri" w:hAnsi="Calibri"/>
+          <w:color w:val="595959"/>
+          <w:sz w:val="21"/>
+          <w:szCs w:val="21"/>
+        </w:rPr>
+        <w:t xml:space="preserve">A block added with + Block only previews until you pin it: it shows a “Preview” badge and disappears when you leave the page. Pin it once and it stays on every customer page. Your discounts are saved on the customer either way, so nothing is lost.</w:t>
       </w:r>
     </w:p>
     <w:p>
